--- a/Reciclagem_Consciente_Economia_Circular.docx
+++ b/Reciclagem_Consciente_Economia_Circular.docx
@@ -232,11 +232,6 @@
         </w:rPr>
         <w:t xml:space="preserve">Julio Cesar Modanez Silva - RA 2603437</w:t>
       </w:r>
-      <w:r>
-        <w:rPr>
-          <w:rtl w:val="0"/>
-        </w:rPr>
-      </w:r>
     </w:p>
     <w:p>
       <w:pPr>
@@ -324,7 +319,82 @@
           <w:szCs w:val="24"/>
           <w:rtl w:val="0"/>
         </w:rPr>
-        <w:t xml:space="preserve">O presente trabalho aborda a interseção entre gestão ambiental, administração organizacional e economia circular, com foco na reciclagem consciente e na otimização dos processos de separação de lixo reciclável. A pesquisa investiga como cooperativas de catadores e recicladores podem atuar como protagonistas na construção de uma cadeia produtiva sustentável, gerando valor econômico, social e ambiental. Por meio de revisão bibliográfica e análise de modelos de negócio aplicados à gestão de resíduos, são apresentadas estratégias administrativas para estruturar cooperativas eficientes, capacitar trabalhadores, implementar sistemas de triagem qualificada e integrar essas organizações em ciclos de economia circular. Os resultados indicam que a combinação de boas práticas administrativas com educação ambiental e políticas de logística reversa representa o caminho mais eficaz para ampliar as taxas de reciclagem no Brasil e promover desenvolvimento sustentável inclusivo.</w:t>
+        <w:t xml:space="preserve">O presente trabalho aborda a interseção entre gestão ambiental, administração organizacional e economia circular, com foco na reciclagem consciente e na otimização dos processos de separação de lixo reciclável. A pesquisa investiga como as cooperativas de catadores e recicladores  d</w:t>
+      </w:r>
+      <w:r>
+        <w:rPr>
+          <w:rtl w:val="0"/>
+        </w:rPr>
+        <w:t xml:space="preserve">e material </w:t>
+      </w:r>
+      <w:r>
+        <w:rPr>
+          <w:rFonts w:ascii="Arial" w:cs="Arial" w:eastAsia="Arial" w:hAnsi="Arial"/>
+          <w:sz w:val="24"/>
+          <w:szCs w:val="24"/>
+          <w:rtl w:val="0"/>
+        </w:rPr>
+        <w:t xml:space="preserve">podem atuar como protagonistas na construção de uma cadeia produtiva sustentável, gerando valor econômico, social e ambiental. Por meio de revisão bibliográfica e análise de modelos de negócio aplicados à gestão de resíduos, são apresentadas estratégias administrativas para estruturar cooperativas que at</w:t>
+      </w:r>
+      <w:r>
+        <w:rPr>
+          <w:rtl w:val="0"/>
+        </w:rPr>
+        <w:t xml:space="preserve">uem de modo </w:t>
+      </w:r>
+      <w:r>
+        <w:rPr>
+          <w:rFonts w:ascii="Arial" w:cs="Arial" w:eastAsia="Arial" w:hAnsi="Arial"/>
+          <w:sz w:val="24"/>
+          <w:szCs w:val="24"/>
+          <w:rtl w:val="0"/>
+        </w:rPr>
+        <w:t xml:space="preserve">eficiente, capacitar trabalhadores, implementar sistemas de triagem qualificada </w:t>
+      </w:r>
+      <w:r>
+        <w:rPr>
+          <w:rtl w:val="0"/>
+        </w:rPr>
+        <w:t xml:space="preserve">para o material a ser reciclado </w:t>
+      </w:r>
+      <w:r>
+        <w:rPr>
+          <w:rFonts w:ascii="Arial" w:cs="Arial" w:eastAsia="Arial" w:hAnsi="Arial"/>
+          <w:sz w:val="24"/>
+          <w:szCs w:val="24"/>
+          <w:rtl w:val="0"/>
+        </w:rPr>
+        <w:t xml:space="preserve">e integrar essas organizações em ciclos de economia circular. Os resultados buscam indica</w:t>
+      </w:r>
+      <w:r>
+        <w:rPr>
+          <w:rtl w:val="0"/>
+        </w:rPr>
+        <w:t xml:space="preserve">r</w:t>
+      </w:r>
+      <w:r>
+        <w:rPr>
+          <w:rFonts w:ascii="Arial" w:cs="Arial" w:eastAsia="Arial" w:hAnsi="Arial"/>
+          <w:sz w:val="24"/>
+          <w:szCs w:val="24"/>
+          <w:rtl w:val="0"/>
+        </w:rPr>
+        <w:t xml:space="preserve"> que a combinação de boas práticas administrativas com educação ambiental e políticas de logística reversa representa</w:t>
+      </w:r>
+      <w:r>
+        <w:rPr>
+          <w:rtl w:val="0"/>
+        </w:rPr>
+        <w:t xml:space="preserve">m </w:t>
+      </w:r>
+      <w:r>
+        <w:rPr>
+          <w:rFonts w:ascii="Arial" w:cs="Arial" w:eastAsia="Arial" w:hAnsi="Arial"/>
+          <w:sz w:val="24"/>
+          <w:szCs w:val="24"/>
+          <w:rtl w:val="0"/>
+        </w:rPr>
+        <w:t xml:space="preserve">o caminho mais eficaz para ampliar as taxas de reciclagem no Brasil e promover desenvolvimento sustentável inclusivo.</w:t>
       </w:r>
       <w:r>
         <w:rPr>
@@ -406,17 +476,32 @@
     <w:p>
       <w:pPr>
         <w:spacing w:after="80" w:before="80" w:lineRule="auto"/>
-        <w:jc w:val="left"/>
-        <w:rPr/>
-      </w:pPr>
-      <w:r>
-        <w:rPr>
-          <w:rFonts w:ascii="Arial" w:cs="Arial" w:eastAsia="Arial" w:hAnsi="Arial"/>
-          <w:sz w:val="24"/>
-          <w:szCs w:val="24"/>
-          <w:rtl w:val="0"/>
-        </w:rPr>
-        <w:t xml:space="preserve">1  Introducao ......................................................................................  4</w:t>
+        <w:jc w:val="both"/>
+        <w:rPr/>
+      </w:pPr>
+      <w:r>
+        <w:rPr>
+          <w:rFonts w:ascii="Arial" w:cs="Arial" w:eastAsia="Arial" w:hAnsi="Arial"/>
+          <w:sz w:val="24"/>
+          <w:szCs w:val="24"/>
+          <w:rtl w:val="0"/>
+        </w:rPr>
+        <w:t xml:space="preserve">1  Introducao ..........................................................................</w:t>
+      </w:r>
+      <w:r>
+        <w:rPr>
+          <w:rtl w:val="0"/>
+        </w:rPr>
+        <w:t xml:space="preserve">..................</w:t>
+      </w:r>
+      <w:r>
+        <w:rPr>
+          <w:rFonts w:ascii="Arial" w:cs="Arial" w:eastAsia="Arial" w:hAnsi="Arial"/>
+          <w:sz w:val="24"/>
+          <w:szCs w:val="24"/>
+          <w:rtl w:val="0"/>
+        </w:rPr>
+        <w:t xml:space="preserve">..................  4</w:t>
       </w:r>
       <w:r>
         <w:rPr>
@@ -427,17 +512,17 @@
     <w:p>
       <w:pPr>
         <w:spacing w:after="80" w:before="80" w:lineRule="auto"/>
-        <w:jc w:val="left"/>
-        <w:rPr/>
-      </w:pPr>
-      <w:r>
-        <w:rPr>
-          <w:rFonts w:ascii="Arial" w:cs="Arial" w:eastAsia="Arial" w:hAnsi="Arial"/>
-          <w:sz w:val="24"/>
-          <w:szCs w:val="24"/>
-          <w:rtl w:val="0"/>
-        </w:rPr>
-        <w:t xml:space="preserve">2  Fundamentacao Teorica .............................................................................  5</w:t>
+        <w:jc w:val="both"/>
+        <w:rPr/>
+      </w:pPr>
+      <w:r>
+        <w:rPr>
+          <w:rFonts w:ascii="Arial" w:cs="Arial" w:eastAsia="Arial" w:hAnsi="Arial"/>
+          <w:sz w:val="24"/>
+          <w:szCs w:val="24"/>
+          <w:rtl w:val="0"/>
+        </w:rPr>
+        <w:t xml:space="preserve">2  Fundamentacao Teorica ........................................................................................  5</w:t>
       </w:r>
       <w:r>
         <w:rPr>
@@ -448,17 +533,17 @@
     <w:p>
       <w:pPr>
         <w:spacing w:after="80" w:before="80" w:lineRule="auto"/>
-        <w:jc w:val="left"/>
-        <w:rPr/>
-      </w:pPr>
-      <w:r>
-        <w:rPr>
-          <w:rFonts w:ascii="Arial" w:cs="Arial" w:eastAsia="Arial" w:hAnsi="Arial"/>
-          <w:sz w:val="24"/>
-          <w:szCs w:val="24"/>
-          <w:rtl w:val="0"/>
-        </w:rPr>
-        <w:t xml:space="preserve">   2.1  Conceitos de Economia Circular ................................................................  5</w:t>
+        <w:jc w:val="both"/>
+        <w:rPr/>
+      </w:pPr>
+      <w:r>
+        <w:rPr>
+          <w:rFonts w:ascii="Arial" w:cs="Arial" w:eastAsia="Arial" w:hAnsi="Arial"/>
+          <w:sz w:val="24"/>
+          <w:szCs w:val="24"/>
+          <w:rtl w:val="0"/>
+        </w:rPr>
+        <w:t xml:space="preserve">   2.1  Conceitos de Economia Circular .....................................................................  5</w:t>
       </w:r>
       <w:r>
         <w:rPr>
@@ -469,17 +554,17 @@
     <w:p>
       <w:pPr>
         <w:spacing w:after="80" w:before="80" w:lineRule="auto"/>
-        <w:jc w:val="left"/>
-        <w:rPr/>
-      </w:pPr>
-      <w:r>
-        <w:rPr>
-          <w:rFonts w:ascii="Arial" w:cs="Arial" w:eastAsia="Arial" w:hAnsi="Arial"/>
-          <w:sz w:val="24"/>
-          <w:szCs w:val="24"/>
-          <w:rtl w:val="0"/>
-        </w:rPr>
-        <w:t xml:space="preserve">   2.2  Gestao de Residuos Solidos no Brasil .........................................................  6</w:t>
+        <w:jc w:val="both"/>
+        <w:rPr/>
+      </w:pPr>
+      <w:r>
+        <w:rPr>
+          <w:rFonts w:ascii="Arial" w:cs="Arial" w:eastAsia="Arial" w:hAnsi="Arial"/>
+          <w:sz w:val="24"/>
+          <w:szCs w:val="24"/>
+          <w:rtl w:val="0"/>
+        </w:rPr>
+        <w:t xml:space="preserve">   2.2  Gestao de Residuos Solidos no Brasil ............................................................  6</w:t>
       </w:r>
       <w:r>
         <w:rPr>
@@ -490,17 +575,17 @@
     <w:p>
       <w:pPr>
         <w:spacing w:after="80" w:before="80" w:lineRule="auto"/>
-        <w:jc w:val="left"/>
-        <w:rPr/>
-      </w:pPr>
-      <w:r>
-        <w:rPr>
-          <w:rFonts w:ascii="Arial" w:cs="Arial" w:eastAsia="Arial" w:hAnsi="Arial"/>
-          <w:sz w:val="24"/>
-          <w:szCs w:val="24"/>
-          <w:rtl w:val="0"/>
-        </w:rPr>
-        <w:t xml:space="preserve">   2.3  Cooperativas e seu Papel Social e Economico ..................................................  7</w:t>
+        <w:jc w:val="both"/>
+        <w:rPr/>
+      </w:pPr>
+      <w:r>
+        <w:rPr>
+          <w:rFonts w:ascii="Arial" w:cs="Arial" w:eastAsia="Arial" w:hAnsi="Arial"/>
+          <w:sz w:val="24"/>
+          <w:szCs w:val="24"/>
+          <w:rtl w:val="0"/>
+        </w:rPr>
+        <w:t xml:space="preserve">   2.3  Cooperativas e seu Papel Social e Economico ...............................................  7</w:t>
       </w:r>
       <w:r>
         <w:rPr>
@@ -511,17 +596,17 @@
     <w:p>
       <w:pPr>
         <w:spacing w:after="80" w:before="80" w:lineRule="auto"/>
-        <w:jc w:val="left"/>
-        <w:rPr/>
-      </w:pPr>
-      <w:r>
-        <w:rPr>
-          <w:rFonts w:ascii="Arial" w:cs="Arial" w:eastAsia="Arial" w:hAnsi="Arial"/>
-          <w:sz w:val="24"/>
-          <w:szCs w:val="24"/>
-          <w:rtl w:val="0"/>
-        </w:rPr>
-        <w:t xml:space="preserve">3  Processo de Separacao e Triagem de Reciclaveis ..................................................  8</w:t>
+        <w:jc w:val="both"/>
+        <w:rPr/>
+      </w:pPr>
+      <w:r>
+        <w:rPr>
+          <w:rFonts w:ascii="Arial" w:cs="Arial" w:eastAsia="Arial" w:hAnsi="Arial"/>
+          <w:sz w:val="24"/>
+          <w:szCs w:val="24"/>
+          <w:rtl w:val="0"/>
+        </w:rPr>
+        <w:t xml:space="preserve">3  Processo de Separacao e Triagem de Reciclaveis ...............................................  8</w:t>
       </w:r>
       <w:r>
         <w:rPr>
@@ -532,17 +617,17 @@
     <w:p>
       <w:pPr>
         <w:spacing w:after="80" w:before="80" w:lineRule="auto"/>
-        <w:jc w:val="left"/>
-        <w:rPr/>
-      </w:pPr>
-      <w:r>
-        <w:rPr>
-          <w:rFonts w:ascii="Arial" w:cs="Arial" w:eastAsia="Arial" w:hAnsi="Arial"/>
-          <w:sz w:val="24"/>
-          <w:szCs w:val="24"/>
-          <w:rtl w:val="0"/>
-        </w:rPr>
-        <w:t xml:space="preserve">   3.1  Desafios Atuais na Separacao Domiciliar .....................................................  8</w:t>
+        <w:jc w:val="both"/>
+        <w:rPr/>
+      </w:pPr>
+      <w:r>
+        <w:rPr>
+          <w:rFonts w:ascii="Arial" w:cs="Arial" w:eastAsia="Arial" w:hAnsi="Arial"/>
+          <w:sz w:val="24"/>
+          <w:szCs w:val="24"/>
+          <w:rtl w:val="0"/>
+        </w:rPr>
+        <w:t xml:space="preserve">   3.1  Desafios Atuais na Separacao Domiciliar .......................................................  8</w:t>
       </w:r>
       <w:r>
         <w:rPr>
@@ -553,17 +638,17 @@
     <w:p>
       <w:pPr>
         <w:spacing w:after="80" w:before="80" w:lineRule="auto"/>
-        <w:jc w:val="left"/>
-        <w:rPr/>
-      </w:pPr>
-      <w:r>
-        <w:rPr>
-          <w:rFonts w:ascii="Arial" w:cs="Arial" w:eastAsia="Arial" w:hAnsi="Arial"/>
-          <w:sz w:val="24"/>
-          <w:szCs w:val="24"/>
-          <w:rtl w:val="0"/>
-        </w:rPr>
-        <w:t xml:space="preserve">   3.2  Boas Praticas e Melhorias no Processo de Triagem .............................................  9</w:t>
+        <w:jc w:val="both"/>
+        <w:rPr/>
+      </w:pPr>
+      <w:r>
+        <w:rPr>
+          <w:rFonts w:ascii="Arial" w:cs="Arial" w:eastAsia="Arial" w:hAnsi="Arial"/>
+          <w:sz w:val="24"/>
+          <w:szCs w:val="24"/>
+          <w:rtl w:val="0"/>
+        </w:rPr>
+        <w:t xml:space="preserve">   3.2  Boas Praticas e Melhorias no Processo de Triagem .......................................  9</w:t>
       </w:r>
       <w:r>
         <w:rPr>
@@ -574,17 +659,17 @@
     <w:p>
       <w:pPr>
         <w:spacing w:after="80" w:before="80" w:lineRule="auto"/>
-        <w:jc w:val="left"/>
-        <w:rPr/>
-      </w:pPr>
-      <w:r>
-        <w:rPr>
-          <w:rFonts w:ascii="Arial" w:cs="Arial" w:eastAsia="Arial" w:hAnsi="Arial"/>
-          <w:sz w:val="24"/>
-          <w:szCs w:val="24"/>
-          <w:rtl w:val="0"/>
-        </w:rPr>
-        <w:t xml:space="preserve">4  Administracao de Cooperativas de Reciclagem .....................................................  10</w:t>
+        <w:jc w:val="both"/>
+        <w:rPr/>
+      </w:pPr>
+      <w:r>
+        <w:rPr>
+          <w:rFonts w:ascii="Arial" w:cs="Arial" w:eastAsia="Arial" w:hAnsi="Arial"/>
+          <w:sz w:val="24"/>
+          <w:szCs w:val="24"/>
+          <w:rtl w:val="0"/>
+        </w:rPr>
+        <w:t xml:space="preserve">4  Administracao de Cooperativas de Reciclagem ..................................................  10</w:t>
       </w:r>
       <w:r>
         <w:rPr>
@@ -595,7 +680,7 @@
     <w:p>
       <w:pPr>
         <w:spacing w:after="80" w:before="80" w:lineRule="auto"/>
-        <w:jc w:val="left"/>
+        <w:jc w:val="both"/>
         <w:rPr/>
       </w:pPr>
       <w:r>
@@ -616,17 +701,17 @@
     <w:p>
       <w:pPr>
         <w:spacing w:after="80" w:before="80" w:lineRule="auto"/>
-        <w:jc w:val="left"/>
-        <w:rPr/>
-      </w:pPr>
-      <w:r>
-        <w:rPr>
-          <w:rFonts w:ascii="Arial" w:cs="Arial" w:eastAsia="Arial" w:hAnsi="Arial"/>
-          <w:sz w:val="24"/>
-          <w:szCs w:val="24"/>
-          <w:rtl w:val="0"/>
-        </w:rPr>
-        <w:t xml:space="preserve">   4.2  Gestao Financeira e Geracao de Renda ........................................................  11</w:t>
+        <w:jc w:val="both"/>
+        <w:rPr/>
+      </w:pPr>
+      <w:r>
+        <w:rPr>
+          <w:rFonts w:ascii="Arial" w:cs="Arial" w:eastAsia="Arial" w:hAnsi="Arial"/>
+          <w:sz w:val="24"/>
+          <w:szCs w:val="24"/>
+          <w:rtl w:val="0"/>
+        </w:rPr>
+        <w:t xml:space="preserve">   4.2  Gestao Financeira e Geracao de Renda .......................................................  11</w:t>
       </w:r>
       <w:r>
         <w:rPr>
@@ -637,17 +722,17 @@
     <w:p>
       <w:pPr>
         <w:spacing w:after="80" w:before="80" w:lineRule="auto"/>
-        <w:jc w:val="left"/>
-        <w:rPr/>
-      </w:pPr>
-      <w:r>
-        <w:rPr>
-          <w:rFonts w:ascii="Arial" w:cs="Arial" w:eastAsia="Arial" w:hAnsi="Arial"/>
-          <w:sz w:val="24"/>
-          <w:szCs w:val="24"/>
-          <w:rtl w:val="0"/>
-        </w:rPr>
-        <w:t xml:space="preserve">   4.3  Marketing e Relacionamento com o Mercado ....................................................  12</w:t>
+        <w:jc w:val="both"/>
+        <w:rPr/>
+      </w:pPr>
+      <w:r>
+        <w:rPr>
+          <w:rFonts w:ascii="Arial" w:cs="Arial" w:eastAsia="Arial" w:hAnsi="Arial"/>
+          <w:sz w:val="24"/>
+          <w:szCs w:val="24"/>
+          <w:rtl w:val="0"/>
+        </w:rPr>
+        <w:t xml:space="preserve">   4.3  Marketing e Relacionamento com o Mercado ...............................................  12</w:t>
       </w:r>
       <w:r>
         <w:rPr>
@@ -658,17 +743,17 @@
     <w:p>
       <w:pPr>
         <w:spacing w:after="80" w:before="80" w:lineRule="auto"/>
-        <w:jc w:val="left"/>
-        <w:rPr/>
-      </w:pPr>
-      <w:r>
-        <w:rPr>
-          <w:rFonts w:ascii="Arial" w:cs="Arial" w:eastAsia="Arial" w:hAnsi="Arial"/>
-          <w:sz w:val="24"/>
-          <w:szCs w:val="24"/>
-          <w:rtl w:val="0"/>
-        </w:rPr>
-        <w:t xml:space="preserve">5  Economia Circular: Integracao das Cooperativas na Cadeia de Valor ................................  13</w:t>
+        <w:jc w:val="both"/>
+        <w:rPr/>
+      </w:pPr>
+      <w:r>
+        <w:rPr>
+          <w:rFonts w:ascii="Arial" w:cs="Arial" w:eastAsia="Arial" w:hAnsi="Arial"/>
+          <w:sz w:val="24"/>
+          <w:szCs w:val="24"/>
+          <w:rtl w:val="0"/>
+        </w:rPr>
+        <w:t xml:space="preserve">5  Economia Circular: Integracao das Cooperativas na Cadeia de Valor ................  13</w:t>
       </w:r>
       <w:r>
         <w:rPr>
@@ -679,17 +764,32 @@
     <w:p>
       <w:pPr>
         <w:spacing w:after="80" w:before="80" w:lineRule="auto"/>
-        <w:jc w:val="left"/>
-        <w:rPr/>
-      </w:pPr>
-      <w:r>
-        <w:rPr>
-          <w:rFonts w:ascii="Arial" w:cs="Arial" w:eastAsia="Arial" w:hAnsi="Arial"/>
-          <w:sz w:val="24"/>
-          <w:szCs w:val="24"/>
-          <w:rtl w:val="0"/>
-        </w:rPr>
-        <w:t xml:space="preserve">6  Impactos Ambientais, Sociais e Economicos ........................................................  14</w:t>
+        <w:jc w:val="both"/>
+        <w:rPr/>
+      </w:pPr>
+      <w:r>
+        <w:rPr>
+          <w:rFonts w:ascii="Arial" w:cs="Arial" w:eastAsia="Arial" w:hAnsi="Arial"/>
+          <w:sz w:val="24"/>
+          <w:szCs w:val="24"/>
+          <w:rtl w:val="0"/>
+        </w:rPr>
+        <w:t xml:space="preserve">6  Impactos Ambientais, Sociais e Economicos ...............................................</w:t>
+      </w:r>
+      <w:r>
+        <w:rPr>
+          <w:rtl w:val="0"/>
+        </w:rPr>
+        <w:t xml:space="preserve">.</w:t>
+      </w:r>
+      <w:r>
+        <w:rPr>
+          <w:rFonts w:ascii="Arial" w:cs="Arial" w:eastAsia="Arial" w:hAnsi="Arial"/>
+          <w:sz w:val="24"/>
+          <w:szCs w:val="24"/>
+          <w:rtl w:val="0"/>
+        </w:rPr>
+        <w:t xml:space="preserve">......  14</w:t>
       </w:r>
       <w:r>
         <w:rPr>
@@ -700,17 +800,17 @@
     <w:p>
       <w:pPr>
         <w:spacing w:after="80" w:before="80" w:lineRule="auto"/>
-        <w:jc w:val="left"/>
-        <w:rPr/>
-      </w:pPr>
-      <w:r>
-        <w:rPr>
-          <w:rFonts w:ascii="Arial" w:cs="Arial" w:eastAsia="Arial" w:hAnsi="Arial"/>
-          <w:sz w:val="24"/>
-          <w:szCs w:val="24"/>
-          <w:rtl w:val="0"/>
-        </w:rPr>
-        <w:t xml:space="preserve">7  Consideracoes Finais ..............................................................................  15</w:t>
+        <w:jc w:val="both"/>
+        <w:rPr/>
+      </w:pPr>
+      <w:r>
+        <w:rPr>
+          <w:rFonts w:ascii="Arial" w:cs="Arial" w:eastAsia="Arial" w:hAnsi="Arial"/>
+          <w:sz w:val="24"/>
+          <w:szCs w:val="24"/>
+          <w:rtl w:val="0"/>
+        </w:rPr>
+        <w:t xml:space="preserve">7  Consideracoes Finais ..........................................................................................  15</w:t>
       </w:r>
       <w:r>
         <w:rPr>
@@ -721,17 +821,17 @@
     <w:p>
       <w:pPr>
         <w:spacing w:after="80" w:before="80" w:lineRule="auto"/>
-        <w:jc w:val="left"/>
-        <w:rPr/>
-      </w:pPr>
-      <w:r>
-        <w:rPr>
-          <w:rFonts w:ascii="Arial" w:cs="Arial" w:eastAsia="Arial" w:hAnsi="Arial"/>
-          <w:sz w:val="24"/>
-          <w:szCs w:val="24"/>
-          <w:rtl w:val="0"/>
-        </w:rPr>
-        <w:t xml:space="preserve">Referencias .........................................................................................  16</w:t>
+        <w:jc w:val="both"/>
+        <w:rPr/>
+      </w:pPr>
+      <w:r>
+        <w:rPr>
+          <w:rFonts w:ascii="Arial" w:cs="Arial" w:eastAsia="Arial" w:hAnsi="Arial"/>
+          <w:sz w:val="24"/>
+          <w:szCs w:val="24"/>
+          <w:rtl w:val="0"/>
+        </w:rPr>
+        <w:t xml:space="preserve">Referencias .............................................................................................................  16</w:t>
       </w:r>
       <w:r>
         <w:rPr>
@@ -785,12 +885,33 @@
       </w:pPr>
       <w:r>
         <w:rPr>
-          <w:rFonts w:ascii="Arial" w:cs="Arial" w:eastAsia="Arial" w:hAnsi="Arial"/>
-          <w:sz w:val="24"/>
-          <w:szCs w:val="24"/>
-          <w:rtl w:val="0"/>
-        </w:rPr>
-        <w:t xml:space="preserve">A crescente geração de resíduos sólidos urbanos representa um dos maiores desafios socioambientais contemporâneos. Segundo o Panorama dos Resíduos Sólidos no Brasil, o país gera mais de 80 milhões de toneladas de lixo por ano, dos quais apenas uma pequena parcela segue para a reciclagem adequada. Esse cenário evidencia não apenas um problema ambiental, mas também uma enorme oportunidade econômica e social que ainda não é explorada em seu pleno potencial.</w:t>
+          <w:rtl w:val="0"/>
+        </w:rPr>
+        <w:t xml:space="preserve">O aumento </w:t>
+      </w:r>
+      <w:r>
+        <w:rPr>
+          <w:rFonts w:ascii="Arial" w:cs="Arial" w:eastAsia="Arial" w:hAnsi="Arial"/>
+          <w:sz w:val="24"/>
+          <w:szCs w:val="24"/>
+          <w:rtl w:val="0"/>
+        </w:rPr>
+        <w:t xml:space="preserve">crescente da geração de resíduos sólidos urbanos representa um dos maiores desafios socioambientais contemporâneos. Segundo o Panorama dos Resíduos Sólidos no Brasil, o nosso país gera mais de 80 milhões de toneladas de lixo por ano, dos quais apenas uma pequena parcela segue para </w:t>
+      </w:r>
+      <w:r>
+        <w:rPr>
+          <w:rtl w:val="0"/>
+        </w:rPr>
+        <w:t xml:space="preserve">o processo de </w:t>
+      </w:r>
+      <w:r>
+        <w:rPr>
+          <w:rFonts w:ascii="Arial" w:cs="Arial" w:eastAsia="Arial" w:hAnsi="Arial"/>
+          <w:sz w:val="24"/>
+          <w:szCs w:val="24"/>
+          <w:rtl w:val="0"/>
+        </w:rPr>
+        <w:t xml:space="preserve">reciclagem adequada. Esse cenário evidencia não apenas um problema ambiental, mas também uma enorme oportunidade econômica e social que ainda não é explorada em seu pleno potencial.</w:t>
       </w:r>
       <w:r>
         <w:rPr>
@@ -812,7 +933,37 @@
           <w:szCs w:val="24"/>
           <w:rtl w:val="0"/>
         </w:rPr>
-        <w:t xml:space="preserve">Do ponto de vista da Administração, a gestão de resíduos pode ser tratada como um sistema logístico complexo, que envolve coleta, triagem, beneficiamento, comercialização e reinserção de materiais na cadeia produtiva. Quando este sistema é organizado por meio de cooperativas — entidades democráticas, autogestionadas e orientadas para o bem coletivo — surgem modelos organizacionais que conciliam eficiência econômica, inclusão social e responsabilidade ambiental.</w:t>
+        <w:t xml:space="preserve">Do ponto de vista da Administração, a gestão de resíduos pode ser tratada como um sistema logístico complexo</w:t>
+      </w:r>
+      <w:r>
+        <w:rPr>
+          <w:rtl w:val="0"/>
+        </w:rPr>
+        <w:t xml:space="preserve"> com capacidade de e</w:t>
+      </w:r>
+      <w:r>
+        <w:rPr>
+          <w:rFonts w:ascii="Arial" w:cs="Arial" w:eastAsia="Arial" w:hAnsi="Arial"/>
+          <w:sz w:val="24"/>
+          <w:szCs w:val="24"/>
+          <w:rtl w:val="0"/>
+        </w:rPr>
+        <w:t xml:space="preserve">nvolve</w:t>
+      </w:r>
+      <w:r>
+        <w:rPr>
+          <w:rtl w:val="0"/>
+        </w:rPr>
+        <w:t xml:space="preserve">r </w:t>
+      </w:r>
+      <w:r>
+        <w:rPr>
+          <w:rFonts w:ascii="Arial" w:cs="Arial" w:eastAsia="Arial" w:hAnsi="Arial"/>
+          <w:sz w:val="24"/>
+          <w:szCs w:val="24"/>
+          <w:rtl w:val="0"/>
+        </w:rPr>
+        <w:t xml:space="preserve">coleta, triagem, beneficiamento, comercialização e reinserção de materiais na cadeia produtiva. Quando este sistema é organizado por meio de cooperativas — entidades democráticas, autogestionadas e orientadas para o bem coletivo — surgem modelos organizacionais que conciliam eficiência econômica, inclusão social e responsabilidade ambiental.</w:t>
       </w:r>
       <w:r>
         <w:rPr>
@@ -834,7 +985,22 @@
           <w:szCs w:val="24"/>
           <w:rtl w:val="0"/>
         </w:rPr>
-        <w:t xml:space="preserve">O conceito de Economia Circular, que propõe substituir o modelo linear de produção e descarte por ciclos fechados de uso de materiais, coloca as cooperativas de reciclagem no centro de uma nova arquitetura econômica. Nessa visão, o resíduo não é o fim do ciclo produtivo, mas sim o insumo de um novo ciclo.</w:t>
+        <w:t xml:space="preserve">O conceito de Economia Circular, que propõe substituir o modelo linear de produção e descarte por ciclos fechados de uso de materiais, coloca as cooperativas de reciclagem no centro de uma nova arquitetura econômica. Nessa visão, o resíduo não é o fim do ciclo produtivo, mas sim o insumo de um novo ciclo</w:t>
+      </w:r>
+      <w:r>
+        <w:rPr>
+          <w:rtl w:val="0"/>
+        </w:rPr>
+        <w:t xml:space="preserve"> de produção e consumo de bens</w:t>
+      </w:r>
+      <w:r>
+        <w:rPr>
+          <w:rFonts w:ascii="Arial" w:cs="Arial" w:eastAsia="Arial" w:hAnsi="Arial"/>
+          <w:sz w:val="24"/>
+          <w:szCs w:val="24"/>
+          <w:rtl w:val="0"/>
+        </w:rPr>
+        <w:t xml:space="preserve">.</w:t>
       </w:r>
       <w:r>
         <w:rPr>
@@ -939,12 +1105,13 @@
           <w:szCs w:val="24"/>
           <w:rtl w:val="0"/>
         </w:rPr>
-        <w:t xml:space="preserve">A Economia Circular (EC) é um modelo sistêmico que se contrapõe ao paradigma linear tradicional de "extrair, produzir, usar e descartar". Fundamentada nas ideias de Pearce e Turner (1990) e amplamente difundida pela Ellen MacArthur Foundation a partir de 2012, a EC propõe que os materiais e produtos devem permanecer em uso pelo maior tempo possível, com recuperação e regeneração dos recursos ao final de cada ciclo de vida.</w:t>
-      </w:r>
-      <w:r>
-        <w:rPr>
-          <w:rtl w:val="0"/>
-        </w:rPr>
+        <w:t xml:space="preserve">A Economia Circular (EC) é um modelo sistêmico que se contrapõe ao paradigma linear tradicional de "extrair, produzir, usar e descartar". Fundamentada nas ideias de Pearce e Turner (1990) e amplamente difundida pela Ellen MacArthur Foundation a partir de 2012, a EC propõe que os materiais e produtos devem permanecer em uso pelo maior tempo possível, com recuperação e regeneração dos recursos ao final de cada ciclo de vida</w:t>
+      </w:r>
+      <w:r>
+        <w:rPr>
+          <w:rtl w:val="0"/>
+        </w:rPr>
+        <w:t xml:space="preserve">, diminuindo assim o extrativismo e uso de materia prima. </w:t>
       </w:r>
     </w:p>
     <w:p>
@@ -961,12 +1128,13 @@
           <w:szCs w:val="24"/>
           <w:rtl w:val="0"/>
         </w:rPr>
-        <w:t xml:space="preserve">Os três princípios fundamentais da Economia Circular são: (1) eliminar resíduos e poluição desde a concepção dos produtos; (2) manter produtos e materiais em uso por meio de reparação, reutilização e reciclagem; e (3) regenerar sistemas naturais, devolvendo nutrientes à biosfera. Esses princípios têm impacto direto sobre como as organizações devem projetar seus processos, cadeias de fornecimento e modelos de negócio.</w:t>
-      </w:r>
-      <w:r>
-        <w:rPr>
-          <w:rtl w:val="0"/>
-        </w:rPr>
+        <w:t xml:space="preserve">Os três princípios fundamentais da Economia Circular são: (1) eliminar resíduos e poluição desde a concepção dos produtos; (2) manter produtos e materiais em uso por meio de reparação, reutilização e reciclagem; e (3) regenerar sistemas naturais, devolvendo nutrientes à biosfera. Esses princípios têm impacto direto sobre como as organizações devem projetar seus processos, cadeias de fornecimento e modelos de negócio</w:t>
+      </w:r>
+      <w:r>
+        <w:rPr>
+          <w:rtl w:val="0"/>
+        </w:rPr>
+        <w:t xml:space="preserve"> e visam a implementação de uma cadeia produtiva e de consumo que seja mais sustentável do ponto de vista social, econômico e ambiental. </w:t>
       </w:r>
     </w:p>
     <w:p>
@@ -983,7 +1151,52 @@
           <w:szCs w:val="24"/>
           <w:rtl w:val="0"/>
         </w:rPr>
-        <w:t xml:space="preserve">Do ponto de vista administrativo, a transição para a economia circular exige inovação em modelos de negócio — como o modelo de produto como serviço (Product-as-a-Service), plataformas de compartilhamento e cadeias de logística reversa. As cooperativas de reciclagem, ao operarem como elos fundamentais dessa cadeia reversa, tornam-se agentes estratégicos na materialização da EC no contexto urbano.</w:t>
+        <w:t xml:space="preserve">Do ponto de vista administrativo, a transição para a economia circular exige inovação em modelos de negócio — como o modelo de produto como serviço (Product-as-a-Service), plataformas de compartilhamento e cadeias de logística reversa. </w:t>
+      </w:r>
+      <w:r>
+        <w:rPr>
+          <w:rtl w:val="0"/>
+        </w:rPr>
+        <w:t xml:space="preserve">Considerando esses fatores de inovação, temos nas</w:t>
+      </w:r>
+      <w:r>
+        <w:rPr>
+          <w:rFonts w:ascii="Arial" w:cs="Arial" w:eastAsia="Arial" w:hAnsi="Arial"/>
+          <w:sz w:val="24"/>
+          <w:szCs w:val="24"/>
+          <w:rtl w:val="0"/>
+        </w:rPr>
+        <w:t xml:space="preserve"> cooperativas de reciclagem</w:t>
+      </w:r>
+      <w:r>
+        <w:rPr>
+          <w:rtl w:val="0"/>
+        </w:rPr>
+        <w:t xml:space="preserve"> a</w:t>
+      </w:r>
+      <w:r>
+        <w:rPr>
+          <w:rFonts w:ascii="Arial" w:cs="Arial" w:eastAsia="Arial" w:hAnsi="Arial"/>
+          <w:sz w:val="24"/>
+          <w:szCs w:val="24"/>
+          <w:rtl w:val="0"/>
+        </w:rPr>
+        <w:t xml:space="preserve">gentes estratégicos na materialização da EC no contexto urbano desempenhando</w:t>
+      </w:r>
+      <w:r>
+        <w:rPr>
+          <w:rtl w:val="0"/>
+        </w:rPr>
+        <w:t xml:space="preserve"> e</w:t>
+      </w:r>
+      <w:r>
+        <w:rPr>
+          <w:rFonts w:ascii="Arial" w:cs="Arial" w:eastAsia="Arial" w:hAnsi="Arial"/>
+          <w:sz w:val="24"/>
+          <w:szCs w:val="24"/>
+          <w:rtl w:val="0"/>
+        </w:rPr>
+        <w:t xml:space="preserve">ste papel ao operarem como elos fundamentais dessa cadeia reversa.</w:t>
       </w:r>
       <w:r>
         <w:rPr>
@@ -1073,12 +1286,13 @@
           <w:szCs w:val="24"/>
           <w:rtl w:val="0"/>
         </w:rPr>
-        <w:t xml:space="preserve">Apesar dos avanços normativos, a implementação ainda enfrenta gargalos significativos: baixo índice de coleta seletiva na maioria dos municípios brasileiros, informalidade dos catadores avulsos, infraestrutura precária nos galpões de triagem, ausência de educação ambiental continuada da população e fragilidade na gestão administrativa das cooperativas existentes.</w:t>
-      </w:r>
-      <w:r>
-        <w:rPr>
-          <w:rtl w:val="0"/>
-        </w:rPr>
+        <w:t xml:space="preserve">Apesar dos avanços normativos, a implementação ainda enfrenta gargalos significativos: baixo índice de coleta seletiva na maioria dos municípios brasileiros, informalidade dos catadores avulsos, infraestrutura precária nos galpões de triagem, ausência de educação ambiental continuada da população e fragilidade na gestão administrativa das cooperativas existentes</w:t>
+      </w:r>
+      <w:r>
+        <w:rPr>
+          <w:rtl w:val="0"/>
+        </w:rPr>
+        <w:t xml:space="preserve">. Esses são apenas alguns dos problemas expressivos que possuímos em nossa sociedade e que dificultam, quando não impedem, a devida formalização da rede básica de infraestrutura socioeconômica necessária para uma economia circular funcional de reciclagem. </w:t>
       </w:r>
     </w:p>
     <w:p>
@@ -1933,12 +2147,63 @@
       </w:pPr>
       <w:r>
         <w:rPr>
-          <w:rFonts w:ascii="Arial" w:cs="Arial" w:eastAsia="Arial" w:hAnsi="Arial"/>
-          <w:sz w:val="24"/>
-          <w:szCs w:val="24"/>
-          <w:rtl w:val="0"/>
-        </w:rPr>
-        <w:t xml:space="preserve">Os principais desafios na separação domiciliar incluem: falta de informação clara sobre o que pode ser reciclado; ausência de recipientes adequados para separação; desmotivação diante da percepção de que o esforço não tem impacto real; coleta seletiva municipal inexistente ou irregular; e contaminação dos recicláveis por restos de alimentos ou líquidos.</w:t>
+          <w:rtl w:val="0"/>
+        </w:rPr>
+        <w:t xml:space="preserve">Assim, um do</w:t>
+      </w:r>
+      <w:r>
+        <w:rPr>
+          <w:rFonts w:ascii="Arial" w:cs="Arial" w:eastAsia="Arial" w:hAnsi="Arial"/>
+          <w:sz w:val="24"/>
+          <w:szCs w:val="24"/>
+          <w:rtl w:val="0"/>
+        </w:rPr>
+        <w:t xml:space="preserve">s principais desafios </w:t>
+      </w:r>
+      <w:r>
+        <w:rPr>
+          <w:rtl w:val="0"/>
+        </w:rPr>
+        <w:t xml:space="preserve">para que possamos alcançar uma melhor efetividade em relação ao ciclo do processo de reciclagem é  </w:t>
+      </w:r>
+      <w:r>
+        <w:rPr>
+          <w:rFonts w:ascii="Arial" w:cs="Arial" w:eastAsia="Arial" w:hAnsi="Arial"/>
+          <w:sz w:val="24"/>
+          <w:szCs w:val="24"/>
+          <w:rtl w:val="0"/>
+        </w:rPr>
+        <w:t xml:space="preserve">a separação domiciliar</w:t>
+      </w:r>
+      <w:r>
+        <w:rPr>
+          <w:rtl w:val="0"/>
+        </w:rPr>
+        <w:t xml:space="preserve">. Entre as dificuldades encontradas podemos </w:t>
+      </w:r>
+      <w:r>
+        <w:rPr>
+          <w:rFonts w:ascii="Arial" w:cs="Arial" w:eastAsia="Arial" w:hAnsi="Arial"/>
+          <w:sz w:val="24"/>
+          <w:szCs w:val="24"/>
+          <w:rtl w:val="0"/>
+        </w:rPr>
+        <w:t xml:space="preserve">inclu</w:t>
+      </w:r>
+      <w:r>
+        <w:rPr>
+          <w:rtl w:val="0"/>
+        </w:rPr>
+        <w:t xml:space="preserve">ir</w:t>
+      </w:r>
+      <w:r>
+        <w:rPr>
+          <w:rFonts w:ascii="Arial" w:cs="Arial" w:eastAsia="Arial" w:hAnsi="Arial"/>
+          <w:sz w:val="24"/>
+          <w:szCs w:val="24"/>
+          <w:rtl w:val="0"/>
+        </w:rPr>
+        <w:t xml:space="preserve">: falta de informação clara sobre o que pode ser reciclado; ausência de recipientes adequados para separação; desmotivação diante da percepção de que o esforço não tem impacto real; coleta seletiva municipal inexistente ou irregular; e contaminação dos recicláveis por restos de alimentos ou líquidos.</w:t>
       </w:r>
       <w:r>
         <w:rPr>
@@ -2034,6 +2299,11 @@
         </w:rPr>
         <w:t xml:space="preserve">Layout otimizado do galpão: organizar as esteiras e mesas de triagem de forma a minimizar deslocamentos e maximizar o fluxo dos materiais, reduzindo tempo e esforço físico dos triadores.</w:t>
       </w:r>
+      <w:r>
+        <w:rPr>
+          <w:rtl w:val="0"/>
+        </w:rPr>
+      </w:r>
     </w:p>
     <w:p>
       <w:pPr>
@@ -2077,6 +2347,11 @@
         </w:rPr>
         <w:t xml:space="preserve">Padronizacao da classificacao: criar tabelas visuais e catálogos de materiais que padronizem como cada tipo deve ser identificado, separado e acondicionado, reduzindo erros e retrabalho.</w:t>
       </w:r>
+      <w:r>
+        <w:rPr>
+          <w:rtl w:val="0"/>
+        </w:rPr>
+      </w:r>
     </w:p>
     <w:p>
       <w:pPr>
@@ -2120,6 +2395,11 @@
         </w:rPr>
         <w:t xml:space="preserve">Ergonomia e seguranca do trabalho: adaptar as bancadas de triagem para a altura correta, fornecer EPI adequados e criar revezamentos para evitar lesões por esforço repetitivo.</w:t>
       </w:r>
+      <w:r>
+        <w:rPr>
+          <w:rtl w:val="0"/>
+        </w:rPr>
+      </w:r>
     </w:p>
     <w:p>
       <w:pPr>
@@ -2163,6 +2443,11 @@
         </w:rPr>
         <w:t xml:space="preserve">Treinamento continuo: capacitar regularmente os cooperados sobre novos tipos de embalagens, materiais e procedimentos, ampliando a expertise da equipe.</w:t>
       </w:r>
+      <w:r>
+        <w:rPr>
+          <w:rtl w:val="0"/>
+        </w:rPr>
+      </w:r>
     </w:p>
     <w:p>
       <w:pPr>
@@ -2206,6 +2491,11 @@
         </w:rPr>
         <w:t xml:space="preserve">Rastreabilidade e controle de qualidade: implementar fichas de controle por lote de material, permitindo identificar gargalos e calcular indicadores de produtividade.</w:t>
       </w:r>
+      <w:r>
+        <w:rPr>
+          <w:rtl w:val="0"/>
+        </w:rPr>
+      </w:r>
     </w:p>
     <w:p>
       <w:pPr>
@@ -2249,6 +2539,11 @@
         </w:rPr>
         <w:t xml:space="preserve">Parceria com geradores corporativos: estabelecer convênios com empresas, supermercados e condomínios para receber materiais já pré-separados e de maior pureza.</w:t>
       </w:r>
+      <w:r>
+        <w:rPr>
+          <w:rtl w:val="0"/>
+        </w:rPr>
+      </w:r>
     </w:p>
     <w:p>
       <w:pPr>
@@ -2275,12 +2570,41 @@
           <w:szCs w:val="24"/>
           <w:rtl w:val="0"/>
         </w:rPr>
-        <w:t xml:space="preserve">A tecnologia também começa a chegar às cooperativas de reciclagem, com soluções como sensores de identificação de materiais por infravermelho próximo (NIR), esteiras com separação por ar comprimido e softwares de gestão de galpão. A adoção dessas tecnologias, quando viável financeiramente, pode ampliar substancialmente a capacidade de triagem e a qualidade dos materiais entregues à indústria.</w:t>
-      </w:r>
-      <w:r>
-        <w:rPr>
-          <w:rtl w:val="0"/>
-        </w:rPr>
+        <w:t xml:space="preserve">A tecnologia também começa a chegar às cooperativas de reciclagem, com soluções como sensores de identificação de materiais por infravermelho próximo (NIR), esteiras com separação por ar comprimido e softwares de gestão de galpão. </w:t>
+      </w:r>
+      <w:r>
+        <w:rPr>
+          <w:rtl w:val="0"/>
+        </w:rPr>
+        <w:t xml:space="preserve">A</w:t>
+      </w:r>
+      <w:r>
+        <w:rPr>
+          <w:rFonts w:ascii="Arial" w:cs="Arial" w:eastAsia="Arial" w:hAnsi="Arial"/>
+          <w:sz w:val="24"/>
+          <w:szCs w:val="24"/>
+          <w:rtl w:val="0"/>
+        </w:rPr>
+        <w:t xml:space="preserve"> adoção dessas tecnologias, quando viável financeiramente, pode ampliar substancialmente a capacidade de triagem e a qualidade dos materiais entregues à indústria.</w:t>
+      </w:r>
+      <w:r>
+        <w:rPr>
+          <w:rtl w:val="0"/>
+        </w:rPr>
+      </w:r>
+    </w:p>
+    <w:p>
+      <w:pPr>
+        <w:spacing w:after="120" w:before="120" w:line="360" w:lineRule="auto"/>
+        <w:ind w:firstLine="720"/>
+        <w:jc w:val="both"/>
+        <w:rPr/>
+      </w:pPr>
+      <w:r>
+        <w:rPr>
+          <w:rtl w:val="0"/>
+        </w:rPr>
+        <w:t xml:space="preserve">Em conjunto com a conscientização, instrução e colaboração da sociedade em processos como melhor separação de material reciclavel, bem como a higienizando prévia do material, colaboram para um aumento significativo no volume total de materia prima reciclada e reaproveitada.</w:t>
       </w:r>
     </w:p>
     <w:p>
@@ -5033,7 +5357,22 @@
           <w:szCs w:val="24"/>
           <w:rtl w:val="0"/>
         </w:rPr>
-        <w:t xml:space="preserve">A análise realizada permite concluir que os desafios da reciclagem no país não são apenas técnicos ou ambientais, mas essencialmente organizacionais e administrativos. A falta de gestão profissional nas cooperativas, a ausência de planejamento estratégico, a precariedade na governança e a baixa integração com o mercado são gargalos que limitam o potencial do setor tanto quanto a infraestrutura física inadequada.</w:t>
+        <w:t xml:space="preserve">A análise realizada permite concluir que os desafios da reciclagem no país não são apenas técnicos ou ambientais, mas essencialmente organizacionais e administrativos. </w:t>
+      </w:r>
+      <w:r>
+        <w:rPr>
+          <w:rtl w:val="0"/>
+        </w:rPr>
+        <w:t xml:space="preserve">Eles surgem desde o local de origem d a produção do material reciclável e se estende para a cadeia subsequente de processamento deste material. A </w:t>
+      </w:r>
+      <w:r>
+        <w:rPr>
+          <w:rFonts w:ascii="Arial" w:cs="Arial" w:eastAsia="Arial" w:hAnsi="Arial"/>
+          <w:sz w:val="24"/>
+          <w:szCs w:val="24"/>
+          <w:rtl w:val="0"/>
+        </w:rPr>
+        <w:t xml:space="preserve">falta de gestão profissional nas cooperativas, a ausência de planejamento estratégico, a precariedade na governança e a baixa integração com o mercado são gargalos que limitam o potencial do setor tanto quanto a infraestrutura física inadequada.</w:t>
       </w:r>
       <w:r>
         <w:rPr>
@@ -5072,17 +5411,54 @@
       </w:pPr>
       <w:r>
         <w:rPr>
-          <w:rFonts w:ascii="Arial" w:cs="Arial" w:eastAsia="Arial" w:hAnsi="Arial"/>
-          <w:sz w:val="24"/>
-          <w:szCs w:val="24"/>
-          <w:rtl w:val="0"/>
-        </w:rPr>
-        <w:t xml:space="preserve">Recomenda-se, como desdobramento deste trabalho, a realização de pesquisas de campo com cooperativas em diferentes regiões do Brasil, a fim de mapear boas práticas replicáveis e identificar os principais obstáculos à profissionalização do setor. A elaboração de modelos de gestão específicos para cooperativas de reciclagem, adaptados à realidade brasileira, também representa uma agenda de pesquisa e extensão relevante para cursos de Administração comprometidos com o desenvolvimento sustentável.</w:t>
-      </w:r>
-      <w:r>
-        <w:rPr>
-          <w:rtl w:val="0"/>
-        </w:rPr>
+          <w:rtl w:val="0"/>
+        </w:rPr>
+        <w:t xml:space="preserve">É importante destacar,</w:t>
+      </w:r>
+      <w:r>
+        <w:rPr>
+          <w:rFonts w:ascii="Arial" w:cs="Arial" w:eastAsia="Arial" w:hAnsi="Arial"/>
+          <w:sz w:val="24"/>
+          <w:szCs w:val="24"/>
+          <w:rtl w:val="0"/>
+        </w:rPr>
+        <w:t xml:space="preserve"> como desdobramento deste trabalho, a realização de pesquisas de campo mais aprofunda</w:t>
+      </w:r>
+      <w:r>
+        <w:rPr>
+          <w:rtl w:val="0"/>
+        </w:rPr>
+        <w:t xml:space="preserve">das </w:t>
+      </w:r>
+      <w:r>
+        <w:rPr>
+          <w:rFonts w:ascii="Arial" w:cs="Arial" w:eastAsia="Arial" w:hAnsi="Arial"/>
+          <w:sz w:val="24"/>
+          <w:szCs w:val="24"/>
+          <w:rtl w:val="0"/>
+        </w:rPr>
+        <w:t xml:space="preserve">com cooperativas em diferentes regiões do Brasil, a fim de mapear boas práticas replicáveis e identificar os principais obstáculos à profissionalização do setor. A elaboração de modelos de gestão específicos para cooperativas de reciclagem, adaptados à realidade brasileira, também representa uma agenda de pesquisa e extensão relevante par</w:t>
+      </w:r>
+      <w:r>
+        <w:rPr>
+          <w:rtl w:val="0"/>
+        </w:rPr>
+        <w:t xml:space="preserve">a</w:t>
+      </w:r>
+      <w:r>
+        <w:rPr>
+          <w:rFonts w:ascii="Arial" w:cs="Arial" w:eastAsia="Arial" w:hAnsi="Arial"/>
+          <w:sz w:val="24"/>
+          <w:szCs w:val="24"/>
+          <w:rtl w:val="0"/>
+        </w:rPr>
+        <w:t xml:space="preserve"> o desenvolvimento sustentável</w:t>
+      </w:r>
+      <w:r>
+        <w:rPr>
+          <w:rtl w:val="0"/>
+        </w:rPr>
+        <w:t xml:space="preserve"> da economia.</w:t>
       </w:r>
     </w:p>
     <w:p>
@@ -5100,19 +5476,6 @@
           <w:rtl w:val="0"/>
         </w:rPr>
         <w:t xml:space="preserve">Em última análise, investir na gestão das cooperativas de reciclagem é investir em um modelo de desenvolvimento que gera emprego e renda com justiça social, preserva o meio ambiente para as gerações futuras e constrói uma economia que, em vez de extrair e descartar, regenera e transforma.</w:t>
-      </w:r>
-      <w:r>
-        <w:rPr>
-          <w:rtl w:val="0"/>
-        </w:rPr>
-      </w:r>
-    </w:p>
-    <w:p>
-      <w:pPr>
-        <w:rPr/>
-      </w:pPr>
-      <w:r>
-        <w:br w:type="page"/>
       </w:r>
       <w:r>
         <w:rPr>
